--- a/benchmarks/osworld/results/agent_computer_sonnet5/2c1ebcd7-9c6d-4c9a-afad-900e381ecd5e/run_3/case study.docx
+++ b/benchmarks/osworld/results/agent_computer_sonnet5/2c1ebcd7-9c6d-4c9a-afad-900e381ecd5e/run_3/case study.docx
@@ -1640,63 +1640,63 @@
           <w:rFonts w:ascii="Times New Roman" w:cs="Times New Roman" w:eastAsia="Times New Roman" w:hAnsi="Times New Roman"/>
           <w:rtl w:val="0"/>
         </w:rPr>
-        <w:t>European Commission. (2018). Standard Eurobarometer 90: Public opinion in the European Union. Publications Office of the European Union. https://ec.europa.eu/commfrontoffice/publicopinion/index.cfm/Survey/getSurveyDetail/instruments/STANDARD/surveyKy/2215</w:t>
-      </w:r>
-    </w:p>
-    <w:p>
-      <w:pPr>
-        <w:ind w:left="420" w:hanging="420"/>
-        <w:rPr>
-          <w:rFonts w:ascii="Times New Roman" w:cs="Times New Roman" w:eastAsia="Times New Roman" w:hAnsi="Times New Roman"/>
-        </w:rPr>
-      </w:pPr>
-      <w:r>
-        <w:rPr>
-          <w:rtl w:val="0"/>
-        </w:rPr>
-      </w:r>
-    </w:p>
-    <w:p>
-      <w:pPr>
-        <w:ind w:left="420" w:hanging="420"/>
-        <w:rPr>
-          <w:rFonts w:ascii="Times New Roman" w:cs="Times New Roman" w:eastAsia="Times New Roman" w:hAnsi="Times New Roman"/>
-        </w:rPr>
-      </w:pPr>
-      <w:r>
-        <w:rPr>
-          <w:rFonts w:ascii="Times New Roman" w:cs="Times New Roman" w:eastAsia="Times New Roman" w:hAnsi="Times New Roman"/>
-          <w:rtl w:val="0"/>
-        </w:rPr>
-        <w:t>European Commission. (2019). Digital Economy and Society Index (DESI) 2019: Country report Italy. Publications Office of the European Union. https://ec.europa.eu/digital-single-market/en/news/digital-economy-and-society-index-desi-2019</w:t>
-      </w:r>
-    </w:p>
-    <w:p>
-      <w:pPr>
-        <w:ind w:left="420" w:hanging="420"/>
-        <w:rPr>
-          <w:rFonts w:ascii="Times New Roman" w:cs="Times New Roman" w:eastAsia="Times New Roman" w:hAnsi="Times New Roman"/>
-        </w:rPr>
-      </w:pPr>
-      <w:r>
-        <w:rPr>
-          <w:rtl w:val="0"/>
-        </w:rPr>
-      </w:r>
-    </w:p>
-    <w:p>
-      <w:pPr>
-        <w:ind w:left="420" w:hanging="420"/>
-        <w:rPr>
-          <w:rFonts w:ascii="Times New Roman" w:cs="Times New Roman" w:eastAsia="Times New Roman" w:hAnsi="Times New Roman"/>
-        </w:rPr>
-      </w:pPr>
-      <w:r>
-        <w:rPr>
-          <w:rFonts w:ascii="Times New Roman" w:cs="Times New Roman" w:eastAsia="Times New Roman" w:hAnsi="Times New Roman"/>
-          <w:rtl w:val="0"/>
-        </w:rPr>
-        <w:t>Gartner. (2021). Digital transformation. In Gartner glossary. Retrieved October 1, 2022, from https://www.gartner.com/en/information-technology/glossary/digital-transformation</w:t>
+        <w:t>European Commission. (2018). Standard Eurobarometer 90: Public opinion in the European Union. Publications Office of the European Union. https://europa.eu/eurobarometer/surveys/detail/2215</w:t>
+      </w:r>
+    </w:p>
+    <w:p>
+      <w:pPr>
+        <w:ind w:left="420" w:hanging="420"/>
+        <w:rPr>
+          <w:rFonts w:ascii="Times New Roman" w:cs="Times New Roman" w:eastAsia="Times New Roman" w:hAnsi="Times New Roman"/>
+        </w:rPr>
+      </w:pPr>
+      <w:r>
+        <w:rPr>
+          <w:rtl w:val="0"/>
+        </w:rPr>
+      </w:r>
+    </w:p>
+    <w:p>
+      <w:pPr>
+        <w:ind w:left="420" w:hanging="420"/>
+        <w:rPr>
+          <w:rFonts w:ascii="Times New Roman" w:cs="Times New Roman" w:eastAsia="Times New Roman" w:hAnsi="Times New Roman"/>
+        </w:rPr>
+      </w:pPr>
+      <w:r>
+        <w:rPr>
+          <w:rFonts w:ascii="Times New Roman" w:cs="Times New Roman" w:eastAsia="Times New Roman" w:hAnsi="Times New Roman"/>
+          <w:rtl w:val="0"/>
+        </w:rPr>
+        <w:t>European Commission. (2019). Digital Economy and Society Index (DESI) 2019: Country report Italy. https://digital-strategy.ec.europa.eu/en/library/digital-economy-and-society-index-desi-2019</w:t>
+      </w:r>
+    </w:p>
+    <w:p>
+      <w:pPr>
+        <w:ind w:left="420" w:hanging="420"/>
+        <w:rPr>
+          <w:rFonts w:ascii="Times New Roman" w:cs="Times New Roman" w:eastAsia="Times New Roman" w:hAnsi="Times New Roman"/>
+        </w:rPr>
+      </w:pPr>
+      <w:r>
+        <w:rPr>
+          <w:rtl w:val="0"/>
+        </w:rPr>
+      </w:r>
+    </w:p>
+    <w:p>
+      <w:pPr>
+        <w:ind w:left="420" w:hanging="420"/>
+        <w:rPr>
+          <w:rFonts w:ascii="Times New Roman" w:cs="Times New Roman" w:eastAsia="Times New Roman" w:hAnsi="Times New Roman"/>
+        </w:rPr>
+      </w:pPr>
+      <w:r>
+        <w:rPr>
+          <w:rFonts w:ascii="Times New Roman" w:cs="Times New Roman" w:eastAsia="Times New Roman" w:hAnsi="Times New Roman"/>
+          <w:rtl w:val="0"/>
+        </w:rPr>
+        <w:t>Gartner. (n.d.). Digital transformation. In Gartner glossary. Retrieved October 1, 2022, from https://www.gartner.com/en/information-technology/glossary/digital-transformation</w:t>
       </w:r>
     </w:p>
     <w:p>
@@ -1808,7 +1808,7 @@
           <w:rFonts w:ascii="Times New Roman" w:cs="Times New Roman" w:eastAsia="Times New Roman" w:hAnsi="Times New Roman"/>
           <w:rtl w:val="0"/>
         </w:rPr>
-        <w:t>World Bank. (2016). World development report 2016: Digital dividends. World Bank. https://doi.org/10.1596/978-1-4648-0671-1</w:t>
+        <w:t>World Bank. (2016). World development report 2016: Digital dividends. https://doi.org/10.1596/978-1-4648-0671-1</w:t>
       </w:r>
     </w:p>
     <w:p>
